--- a/src/templates/documents/termo_representacao_autorizacao_informacao.docx
+++ b/src/templates/documents/termo_representacao_autorizacao_informacao.docx
@@ -283,7 +283,7 @@
           </mc:Choice>
           <mc:Fallback>
             <w:pict>
-              <v:group w14:anchorId="6A866EEE" id="Group 1" o:spid="_x0000_s1026" style="position:absolute;margin-left:6.75pt;margin-top:21.35pt;width:586.15pt;height:819.85pt;z-index:-15758336;mso-wrap-distance-left:0;mso-wrap-distance-right:0;mso-position-horizontal-relative:page;mso-position-vertical-relative:page" coordsize="74441,104120" o:gfxdata="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">
+              <v:group w14:anchorId="21001B8D" id="Group 1" o:spid="_x0000_s1026" style="position:absolute;margin-left:6.75pt;margin-top:21.35pt;width:586.15pt;height:819.85pt;z-index:-15758336;mso-wrap-distance-left:0;mso-wrap-distance-right:0;mso-position-horizontal-relative:page;mso-position-vertical-relative:page" coordsize="74441,104120" o:gfxdata="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">
                 <v:shapetype id="_x0000_t75" coordsize="21600,21600" o:spt="75" o:preferrelative="t" path="m@4@5l@4@11@9@11@9@5xe" filled="f" stroked="f">
                   <v:stroke joinstyle="miter"/>
                   <v:formulas>
@@ -556,7 +556,6 @@
         </w:rPr>
         <w:t>{{</w:t>
       </w:r>
-      <w:proofErr w:type="spellStart"/>
       <w:r>
         <w:rPr>
           <w:rFonts w:ascii="Cambria" w:hAnsi="Cambria"/>
@@ -564,7 +563,6 @@
         </w:rPr>
         <w:t>name</w:t>
       </w:r>
-      <w:proofErr w:type="spellEnd"/>
       <w:r>
         <w:rPr>
           <w:rFonts w:ascii="Cambria" w:hAnsi="Cambria"/>
@@ -585,11 +583,9 @@
       <w:r>
         <w:t>{{</w:t>
       </w:r>
-      <w:proofErr w:type="spellStart"/>
       <w:r>
         <w:t>identification</w:t>
       </w:r>
-      <w:proofErr w:type="spellEnd"/>
       <w:r>
         <w:t>}}</w:t>
       </w:r>
@@ -611,17 +607,57 @@
       </w:r>
       <w:proofErr w:type="gramEnd"/>
       <w:r>
-        <w:t>{</w:t>
-      </w:r>
-      <w:proofErr w:type="spellStart"/>
-      <w:r>
-        <w:t>region</w:t>
-      </w:r>
-      <w:proofErr w:type="spellEnd"/>
+        <w:t>{region}}</w:t>
+      </w:r>
+      <w:r>
+        <w:t>,</w:t>
+      </w:r>
+      <w:r>
+        <w:rPr>
+          <w:spacing w:val="-2"/>
+        </w:rPr>
+        <w:t xml:space="preserve"> </w:t>
+      </w:r>
+      <w:r>
+        <w:t>no</w:t>
+      </w:r>
+      <w:r>
+        <w:rPr>
+          <w:spacing w:val="-1"/>
+        </w:rPr>
+        <w:t xml:space="preserve"> </w:t>
+      </w:r>
+      <w:r>
+        <w:t>Município</w:t>
+      </w:r>
+      <w:r>
+        <w:rPr>
+          <w:spacing w:val="-2"/>
+        </w:rPr>
+        <w:t xml:space="preserve"> </w:t>
+      </w:r>
+      <w:r>
+        <w:t>de</w:t>
+      </w:r>
+      <w:r>
+        <w:rPr>
+          <w:spacing w:val="-2"/>
+        </w:rPr>
+        <w:t xml:space="preserve"> </w:t>
+      </w:r>
+      <w:r>
+        <w:t>{{ci</w:t>
+      </w:r>
+      <w:r>
+        <w:t xml:space="preserve">ty </w:t>
+      </w:r>
       <w:r>
         <w:t>}}</w:t>
       </w:r>
       <w:r>
+        <w:t>{{state}}</w:t>
+      </w:r>
+      <w:r>
         <w:t>,</w:t>
       </w:r>
       <w:r>
@@ -631,16 +667,7 @@
         <w:t xml:space="preserve"> </w:t>
       </w:r>
       <w:r>
-        <w:t>no</w:t>
-      </w:r>
-      <w:r>
-        <w:rPr>
-          <w:spacing w:val="-1"/>
-        </w:rPr>
-        <w:t xml:space="preserve"> </w:t>
-      </w:r>
-      <w:r>
-        <w:t>Município</w:t>
+        <w:t>CEP:</w:t>
       </w:r>
       <w:r>
         <w:rPr>
@@ -649,70 +676,10 @@
         <w:t xml:space="preserve"> </w:t>
       </w:r>
       <w:r>
-        <w:t>de</w:t>
-      </w:r>
-      <w:r>
-        <w:rPr>
-          <w:spacing w:val="-2"/>
-        </w:rPr>
-        <w:t xml:space="preserve"> </w:t>
-      </w:r>
-      <w:r>
         <w:t>{{</w:t>
       </w:r>
-      <w:proofErr w:type="spellStart"/>
-      <w:r>
-        <w:t>ci</w:t>
-      </w:r>
-      <w:r>
-        <w:t>ty</w:t>
-      </w:r>
-      <w:proofErr w:type="spellEnd"/>
-      <w:r>
-        <w:t xml:space="preserve"> </w:t>
-      </w:r>
-      <w:r>
-        <w:t>}}</w:t>
-      </w:r>
-      <w:r>
-        <w:t>{{</w:t>
-      </w:r>
-      <w:proofErr w:type="spellStart"/>
-      <w:r>
-        <w:t>state</w:t>
-      </w:r>
-      <w:proofErr w:type="spellEnd"/>
-      <w:r>
-        <w:t>}}</w:t>
-      </w:r>
-      <w:r>
-        <w:t>,</w:t>
-      </w:r>
-      <w:r>
-        <w:rPr>
-          <w:spacing w:val="-2"/>
-        </w:rPr>
-        <w:t xml:space="preserve"> </w:t>
-      </w:r>
-      <w:r>
-        <w:t>CEP:</w:t>
-      </w:r>
-      <w:r>
-        <w:rPr>
-          <w:spacing w:val="-2"/>
-        </w:rPr>
-        <w:t xml:space="preserve"> </w:t>
-      </w:r>
-      <w:r>
-        <w:t>{{</w:t>
-      </w:r>
-      <w:proofErr w:type="spellStart"/>
       <w:r>
         <w:t>postalcode</w:t>
-      </w:r>
-      <w:proofErr w:type="spellEnd"/>
-      <w:r>
-        <w:t xml:space="preserve"> </w:t>
       </w:r>
       <w:r>
         <w:t>}}</w:t>
@@ -1154,10 +1121,7 @@
         <w:jc w:val="center"/>
       </w:pPr>
       <w:r>
-        <w:t>Porto Velho</w:t>
-      </w:r>
-      <w:r>
-        <w:t>,</w:t>
+        <w:t>Porto Velho,</w:t>
       </w:r>
       <w:r>
         <w:rPr>
@@ -1168,13 +1132,19 @@
       <w:r>
         <w:t>{{</w:t>
       </w:r>
-      <w:proofErr w:type="spellStart"/>
-      <w:r>
-        <w:t>date_now</w:t>
-      </w:r>
-      <w:proofErr w:type="spellEnd"/>
-      <w:r>
-        <w:t>}}</w:t>
+      <w:proofErr w:type="gramStart"/>
+      <w:r>
+        <w:t>date</w:t>
+      </w:r>
+      <w:r>
+        <w:t xml:space="preserve"> </w:t>
+      </w:r>
+      <w:r>
+        <w:t>}</w:t>
+      </w:r>
+      <w:proofErr w:type="gramEnd"/>
+      <w:r>
+        <w:t>}</w:t>
       </w:r>
       <w:r>
         <w:rPr>
@@ -1208,11 +1178,9 @@
       <w:r>
         <w:t>{{</w:t>
       </w:r>
-      <w:proofErr w:type="spellStart"/>
       <w:r>
         <w:t>name</w:t>
       </w:r>
-      <w:proofErr w:type="spellEnd"/>
       <w:r>
         <w:t>}}</w:t>
       </w:r>

--- a/src/templates/documents/termo_representacao_autorizacao_informacao.docx
+++ b/src/templates/documents/termo_representacao_autorizacao_informacao.docx
@@ -283,7 +283,7 @@
           </mc:Choice>
           <mc:Fallback>
             <w:pict>
-              <v:group w14:anchorId="21001B8D" id="Group 1" o:spid="_x0000_s1026" style="position:absolute;margin-left:6.75pt;margin-top:21.35pt;width:586.15pt;height:819.85pt;z-index:-15758336;mso-wrap-distance-left:0;mso-wrap-distance-right:0;mso-position-horizontal-relative:page;mso-position-vertical-relative:page" coordsize="74441,104120" o:gfxdata="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">
+              <v:group w14:anchorId="2E6BBE8F" id="Group 1" o:spid="_x0000_s1026" style="position:absolute;margin-left:6.75pt;margin-top:21.35pt;width:586.15pt;height:819.85pt;z-index:-15758336;mso-wrap-distance-left:0;mso-wrap-distance-right:0;mso-position-horizontal-relative:page;mso-position-vertical-relative:page" coordsize="74441,104120" o:gfxdata="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">
                 <v:shapetype id="_x0000_t75" coordsize="21600,21600" o:spt="75" o:preferrelative="t" path="m@4@5l@4@11@9@11@9@5xe" filled="f" stroked="f">
                   <v:stroke joinstyle="miter"/>
                   <v:formulas>
@@ -649,7 +649,7 @@
         <w:t>{{ci</w:t>
       </w:r>
       <w:r>
-        <w:t xml:space="preserve">ty </w:t>
+        <w:t>ty</w:t>
       </w:r>
       <w:r>
         <w:t>}}</w:t>
@@ -1132,19 +1132,11 @@
       <w:r>
         <w:t>{{</w:t>
       </w:r>
-      <w:proofErr w:type="gramStart"/>
       <w:r>
         <w:t>date</w:t>
       </w:r>
       <w:r>
-        <w:t xml:space="preserve"> </w:t>
-      </w:r>
-      <w:r>
-        <w:t>}</w:t>
-      </w:r>
-      <w:proofErr w:type="gramEnd"/>
-      <w:r>
-        <w:t>}</w:t>
+        <w:t>}}</w:t>
       </w:r>
       <w:r>
         <w:rPr>

--- a/src/templates/documents/termo_representacao_autorizacao_informacao.docx
+++ b/src/templates/documents/termo_representacao_autorizacao_informacao.docx
@@ -283,7 +283,7 @@
           </mc:Choice>
           <mc:Fallback>
             <w:pict>
-              <v:group w14:anchorId="2E6BBE8F" id="Group 1" o:spid="_x0000_s1026" style="position:absolute;margin-left:6.75pt;margin-top:21.35pt;width:586.15pt;height:819.85pt;z-index:-15758336;mso-wrap-distance-left:0;mso-wrap-distance-right:0;mso-position-horizontal-relative:page;mso-position-vertical-relative:page" coordsize="74441,104120" o:gfxdata="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">
+              <v:group w14:anchorId="01A29E6D" id="Group 1" o:spid="_x0000_s1026" style="position:absolute;margin-left:6.75pt;margin-top:21.35pt;width:586.15pt;height:819.85pt;z-index:-15758336;mso-wrap-distance-left:0;mso-wrap-distance-right:0;mso-position-horizontal-relative:page;mso-position-vertical-relative:page" coordsize="74441,104120" o:gfxdata="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">
                 <v:shapetype id="_x0000_t75" coordsize="21600,21600" o:spt="75" o:preferrelative="t" path="m@4@5l@4@11@9@11@9@5xe" filled="f" stroked="f">
                   <v:stroke joinstyle="miter"/>
                   <v:formulas>
@@ -556,6 +556,7 @@
         </w:rPr>
         <w:t>{{</w:t>
       </w:r>
+      <w:proofErr w:type="spellStart"/>
       <w:r>
         <w:rPr>
           <w:rFonts w:ascii="Cambria" w:hAnsi="Cambria"/>
@@ -563,6 +564,7 @@
         </w:rPr>
         <w:t>name</w:t>
       </w:r>
+      <w:proofErr w:type="spellEnd"/>
       <w:r>
         <w:rPr>
           <w:rFonts w:ascii="Cambria" w:hAnsi="Cambria"/>
@@ -583,9 +585,11 @@
       <w:r>
         <w:t>{{</w:t>
       </w:r>
+      <w:proofErr w:type="spellStart"/>
       <w:r>
         <w:t>identification</w:t>
       </w:r>
+      <w:proofErr w:type="spellEnd"/>
       <w:r>
         <w:t>}}</w:t>
       </w:r>
@@ -598,16 +602,22 @@
       <w:r>
         <w:t>street</w:t>
       </w:r>
-      <w:proofErr w:type="gramStart"/>
       <w:r>
         <w:t>}}</w:t>
       </w:r>
       <w:r>
-        <w:t>{</w:t>
-      </w:r>
-      <w:proofErr w:type="gramEnd"/>
-      <w:r>
-        <w:t>{region}}</w:t>
+        <w:t xml:space="preserve"> </w:t>
+      </w:r>
+      <w:r>
+        <w:t>{{</w:t>
+      </w:r>
+      <w:proofErr w:type="spellStart"/>
+      <w:r>
+        <w:t>region</w:t>
+      </w:r>
+      <w:proofErr w:type="spellEnd"/>
+      <w:r>
+        <w:t>}}</w:t>
       </w:r>
       <w:r>
         <w:t>,</w:t>
@@ -646,16 +656,32 @@
         <w:t xml:space="preserve"> </w:t>
       </w:r>
       <w:r>
-        <w:t>{{ci</w:t>
+        <w:t>{{</w:t>
+      </w:r>
+      <w:proofErr w:type="spellStart"/>
+      <w:r>
+        <w:t>ci</w:t>
       </w:r>
       <w:r>
         <w:t>ty</w:t>
       </w:r>
+      <w:proofErr w:type="spellEnd"/>
       <w:r>
         <w:t>}}</w:t>
       </w:r>
       <w:r>
-        <w:t>{{state}}</w:t>
+        <w:t xml:space="preserve"> - </w:t>
+      </w:r>
+      <w:r>
+        <w:t>{{</w:t>
+      </w:r>
+      <w:proofErr w:type="spellStart"/>
+      <w:r>
+        <w:t>state</w:t>
+      </w:r>
+      <w:proofErr w:type="spellEnd"/>
+      <w:r>
+        <w:t>}}</w:t>
       </w:r>
       <w:r>
         <w:t>,</w:t>
@@ -678,9 +704,11 @@
       <w:r>
         <w:t>{{</w:t>
       </w:r>
+      <w:proofErr w:type="spellStart"/>
       <w:r>
         <w:t>postalcode</w:t>
       </w:r>
+      <w:proofErr w:type="spellEnd"/>
       <w:r>
         <w:t>}}</w:t>
       </w:r>
@@ -1170,9 +1198,11 @@
       <w:r>
         <w:t>{{</w:t>
       </w:r>
+      <w:proofErr w:type="spellStart"/>
       <w:r>
         <w:t>name</w:t>
       </w:r>
+      <w:proofErr w:type="spellEnd"/>
       <w:r>
         <w:t>}}</w:t>
       </w:r>
